--- a/sba_application/08_entity_documents/Hickory_Hospice_LLC_SINGLE_MEMBER_OA.docx
+++ b/sba_application/08_entity_documents/Hickory_Hospice_LLC_SINGLE_MEMBER_OA.docx
@@ -382,7 +382,7 @@
         <w:rPr>
           <w:sz w:val="21"/>
         </w:rPr>
-        <w:t>The Company is a single-member limited liability company that is disregarded as an entity separate from its owner for U.S. federal income tax purposes under Treasury Reg. §301.7701-3, and its items of income, gain, loss, deduction, and credit are reported by the Sole Member (which is taxed as a partnership). No election to be treated as an association taxable as a corporation shall be made without the Sole Member's written direction and consultation with the Company's tax advisors.</w:t>
+        <w:t>The Company is a single-member limited liability company that is disregarded as an entity separate from its owner for U.S. federal income tax purposes under Treasury Reg. §301.7701-3, and its items of income, gain, loss, deduction, and credit are reported by the Sole Member (which is taxed as an S corporation). At the Sole Member's election, the Company may instead be treated as a qualified subchapter S subsidiary (QSub) under IRC §1361(b)(3); in either case the Company's items are reflected on the Sole Member's return. No election to be treated as an association taxable as a corporation (other than a QSub election) shall be made without the Sole Member's written direction and consultation with the Company's tax advisors.</w:t>
       </w:r>
     </w:p>
     <w:p/>
